--- a/tillsyn/A 28751-2026 tillsynsbegäran.docx
+++ b/tillsyn/A 28751-2026 tillsynsbegäran.docx
@@ -1569,7 +1569,7 @@
     <w:r>
       <w:tab/>
       <w:tab/>
-      <w:t>2026-09-14</w:t>
+      <w:t>2026-09-15</w:t>
       <w:br/>
       <w:br/>
     </w:r>

--- a/tillsyn/A 28751-2026 tillsynsbegäran.docx
+++ b/tillsyn/A 28751-2026 tillsynsbegäran.docx
@@ -1569,7 +1569,7 @@
     <w:r>
       <w:tab/>
       <w:tab/>
-      <w:t>2026-09-15</w:t>
+      <w:t>2026-09-16</w:t>
       <w:br/>
       <w:br/>
     </w:r>

--- a/tillsyn/A 28751-2026 tillsynsbegäran.docx
+++ b/tillsyn/A 28751-2026 tillsynsbegäran.docx
@@ -1569,7 +1569,7 @@
     <w:r>
       <w:tab/>
       <w:tab/>
-      <w:t>2026-09-16</w:t>
+      <w:t>2026-09-17</w:t>
       <w:br/>
       <w:br/>
     </w:r>

--- a/tillsyn/A 28751-2026 tillsynsbegäran.docx
+++ b/tillsyn/A 28751-2026 tillsynsbegäran.docx
@@ -1569,7 +1569,7 @@
     <w:r>
       <w:tab/>
       <w:tab/>
-      <w:t>2026-09-17</w:t>
+      <w:t>2026-09-18</w:t>
       <w:br/>
       <w:br/>
     </w:r>

--- a/tillsyn/A 28751-2026 tillsynsbegäran.docx
+++ b/tillsyn/A 28751-2026 tillsynsbegäran.docx
@@ -1569,7 +1569,7 @@
     <w:r>
       <w:tab/>
       <w:tab/>
-      <w:t>2026-09-18</w:t>
+      <w:t>2026-09-19</w:t>
       <w:br/>
       <w:br/>
     </w:r>

--- a/tillsyn/A 28751-2026 tillsynsbegäran.docx
+++ b/tillsyn/A 28751-2026 tillsynsbegäran.docx
@@ -1569,7 +1569,7 @@
     <w:r>
       <w:tab/>
       <w:tab/>
-      <w:t>2026-09-19</w:t>
+      <w:t>2026-09-21</w:t>
       <w:br/>
       <w:br/>
     </w:r>

--- a/tillsyn/A 28751-2026 tillsynsbegäran.docx
+++ b/tillsyn/A 28751-2026 tillsynsbegäran.docx
@@ -1569,7 +1569,7 @@
     <w:r>
       <w:tab/>
       <w:tab/>
-      <w:t>2026-09-21</w:t>
+      <w:t>2026-09-23</w:t>
       <w:br/>
       <w:br/>
     </w:r>

--- a/tillsyn/A 28751-2026 tillsynsbegäran.docx
+++ b/tillsyn/A 28751-2026 tillsynsbegäran.docx
@@ -1569,7 +1569,7 @@
     <w:r>
       <w:tab/>
       <w:tab/>
-      <w:t>2026-09-23</w:t>
+      <w:t>2026-09-24</w:t>
       <w:br/>
       <w:br/>
     </w:r>

--- a/tillsyn/A 28751-2026 tillsynsbegäran.docx
+++ b/tillsyn/A 28751-2026 tillsynsbegäran.docx
@@ -1569,7 +1569,7 @@
     <w:r>
       <w:tab/>
       <w:tab/>
-      <w:t>2026-09-24</w:t>
+      <w:t>2026-09-25</w:t>
       <w:br/>
       <w:br/>
     </w:r>

--- a/tillsyn/A 28751-2026 tillsynsbegäran.docx
+++ b/tillsyn/A 28751-2026 tillsynsbegäran.docx
@@ -1569,7 +1569,7 @@
     <w:r>
       <w:tab/>
       <w:tab/>
-      <w:t>2026-09-25</w:t>
+      <w:t>2026-09-26</w:t>
       <w:br/>
       <w:br/>
     </w:r>

--- a/tillsyn/A 28751-2026 tillsynsbegäran.docx
+++ b/tillsyn/A 28751-2026 tillsynsbegäran.docx
@@ -1569,7 +1569,7 @@
     <w:r>
       <w:tab/>
       <w:tab/>
-      <w:t>2026-09-26</w:t>
+      <w:t>2026-09-27</w:t>
       <w:br/>
       <w:br/>
     </w:r>

--- a/tillsyn/A 28751-2026 tillsynsbegäran.docx
+++ b/tillsyn/A 28751-2026 tillsynsbegäran.docx
@@ -1569,7 +1569,7 @@
     <w:r>
       <w:tab/>
       <w:tab/>
-      <w:t>2026-09-27</w:t>
+      <w:t>2026-09-28</w:t>
       <w:br/>
       <w:br/>
     </w:r>

--- a/tillsyn/A 28751-2026 tillsynsbegäran.docx
+++ b/tillsyn/A 28751-2026 tillsynsbegäran.docx
@@ -1569,7 +1569,7 @@
     <w:r>
       <w:tab/>
       <w:tab/>
-      <w:t>2026-09-28</w:t>
+      <w:t>2026-09-29</w:t>
       <w:br/>
       <w:br/>
     </w:r>

--- a/tillsyn/A 28751-2026 tillsynsbegäran.docx
+++ b/tillsyn/A 28751-2026 tillsynsbegäran.docx
@@ -1569,7 +1569,7 @@
     <w:r>
       <w:tab/>
       <w:tab/>
-      <w:t>2026-09-29</w:t>
+      <w:t>2026-09-30</w:t>
       <w:br/>
       <w:br/>
     </w:r>

--- a/tillsyn/A 28751-2026 tillsynsbegäran.docx
+++ b/tillsyn/A 28751-2026 tillsynsbegäran.docx
@@ -1569,7 +1569,7 @@
     <w:r>
       <w:tab/>
       <w:tab/>
-      <w:t>2026-09-30</w:t>
+      <w:t>2026-10-01</w:t>
       <w:br/>
       <w:br/>
     </w:r>

--- a/tillsyn/A 28751-2026 tillsynsbegäran.docx
+++ b/tillsyn/A 28751-2026 tillsynsbegäran.docx
@@ -1569,7 +1569,7 @@
     <w:r>
       <w:tab/>
       <w:tab/>
-      <w:t>2026-10-01</w:t>
+      <w:t>2026-10-02</w:t>
       <w:br/>
       <w:br/>
     </w:r>

--- a/tillsyn/A 28751-2026 tillsynsbegäran.docx
+++ b/tillsyn/A 28751-2026 tillsynsbegäran.docx
@@ -1569,7 +1569,7 @@
     <w:r>
       <w:tab/>
       <w:tab/>
-      <w:t>2026-10-02</w:t>
+      <w:t>2026-10-03</w:t>
       <w:br/>
       <w:br/>
     </w:r>

--- a/tillsyn/A 28751-2026 tillsynsbegäran.docx
+++ b/tillsyn/A 28751-2026 tillsynsbegäran.docx
@@ -1569,7 +1569,7 @@
     <w:r>
       <w:tab/>
       <w:tab/>
-      <w:t>2026-10-03</w:t>
+      <w:t>2026-10-04</w:t>
       <w:br/>
       <w:br/>
     </w:r>

--- a/tillsyn/A 28751-2026 tillsynsbegäran.docx
+++ b/tillsyn/A 28751-2026 tillsynsbegäran.docx
@@ -1569,7 +1569,7 @@
     <w:r>
       <w:tab/>
       <w:tab/>
-      <w:t>2026-10-04</w:t>
+      <w:t>2026-10-05</w:t>
       <w:br/>
       <w:br/>
     </w:r>

--- a/tillsyn/A 28751-2026 tillsynsbegäran.docx
+++ b/tillsyn/A 28751-2026 tillsynsbegäran.docx
@@ -1569,7 +1569,7 @@
     <w:r>
       <w:tab/>
       <w:tab/>
-      <w:t>2026-10-05</w:t>
+      <w:t>2026-10-06</w:t>
       <w:br/>
       <w:br/>
     </w:r>

--- a/tillsyn/A 28751-2026 tillsynsbegäran.docx
+++ b/tillsyn/A 28751-2026 tillsynsbegäran.docx
@@ -1569,7 +1569,7 @@
     <w:r>
       <w:tab/>
       <w:tab/>
-      <w:t>2026-10-06</w:t>
+      <w:t>2026-10-07</w:t>
       <w:br/>
       <w:br/>
     </w:r>

--- a/tillsyn/A 28751-2026 tillsynsbegäran.docx
+++ b/tillsyn/A 28751-2026 tillsynsbegäran.docx
@@ -1569,7 +1569,7 @@
     <w:r>
       <w:tab/>
       <w:tab/>
-      <w:t>2026-10-07</w:t>
+      <w:t>2026-10-08</w:t>
       <w:br/>
       <w:br/>
     </w:r>

--- a/tillsyn/A 28751-2026 tillsynsbegäran.docx
+++ b/tillsyn/A 28751-2026 tillsynsbegäran.docx
@@ -1569,7 +1569,7 @@
     <w:r>
       <w:tab/>
       <w:tab/>
-      <w:t>2026-10-08</w:t>
+      <w:t>2026-10-09</w:t>
       <w:br/>
       <w:br/>
     </w:r>

--- a/tillsyn/A 28751-2026 tillsynsbegäran.docx
+++ b/tillsyn/A 28751-2026 tillsynsbegäran.docx
@@ -1569,7 +1569,7 @@
     <w:r>
       <w:tab/>
       <w:tab/>
-      <w:t>2026-10-09</w:t>
+      <w:t>2026-10-10</w:t>
       <w:br/>
       <w:br/>
     </w:r>

--- a/tillsyn/A 28751-2026 tillsynsbegäran.docx
+++ b/tillsyn/A 28751-2026 tillsynsbegäran.docx
@@ -1569,7 +1569,7 @@
     <w:r>
       <w:tab/>
       <w:tab/>
-      <w:t>2026-10-10</w:t>
+      <w:t>2026-10-11</w:t>
       <w:br/>
       <w:br/>
     </w:r>

--- a/tillsyn/A 28751-2026 tillsynsbegäran.docx
+++ b/tillsyn/A 28751-2026 tillsynsbegäran.docx
@@ -1569,7 +1569,7 @@
     <w:r>
       <w:tab/>
       <w:tab/>
-      <w:t>2026-10-11</w:t>
+      <w:t>2026-10-12</w:t>
       <w:br/>
       <w:br/>
     </w:r>

--- a/tillsyn/A 28751-2026 tillsynsbegäran.docx
+++ b/tillsyn/A 28751-2026 tillsynsbegäran.docx
@@ -1569,7 +1569,7 @@
     <w:r>
       <w:tab/>
       <w:tab/>
-      <w:t>2026-10-12</w:t>
+      <w:t>2026-10-13</w:t>
       <w:br/>
       <w:br/>
     </w:r>

--- a/tillsyn/A 28751-2026 tillsynsbegäran.docx
+++ b/tillsyn/A 28751-2026 tillsynsbegäran.docx
@@ -1569,7 +1569,7 @@
     <w:r>
       <w:tab/>
       <w:tab/>
-      <w:t>2026-10-13</w:t>
+      <w:t>2026-10-14</w:t>
       <w:br/>
       <w:br/>
     </w:r>

--- a/tillsyn/A 28751-2026 tillsynsbegäran.docx
+++ b/tillsyn/A 28751-2026 tillsynsbegäran.docx
@@ -1569,7 +1569,7 @@
     <w:r>
       <w:tab/>
       <w:tab/>
-      <w:t>2026-10-14</w:t>
+      <w:t>2026-10-15</w:t>
       <w:br/>
       <w:br/>
     </w:r>

--- a/tillsyn/A 28751-2026 tillsynsbegäran.docx
+++ b/tillsyn/A 28751-2026 tillsynsbegäran.docx
@@ -1569,7 +1569,7 @@
     <w:r>
       <w:tab/>
       <w:tab/>
-      <w:t>2026-10-15</w:t>
+      <w:t>2026-10-16</w:t>
       <w:br/>
       <w:br/>
     </w:r>

--- a/tillsyn/A 28751-2026 tillsynsbegäran.docx
+++ b/tillsyn/A 28751-2026 tillsynsbegäran.docx
@@ -1569,7 +1569,7 @@
     <w:r>
       <w:tab/>
       <w:tab/>
-      <w:t>2026-10-16</w:t>
+      <w:t>2026-10-17</w:t>
       <w:br/>
       <w:br/>
     </w:r>

--- a/tillsyn/A 28751-2026 tillsynsbegäran.docx
+++ b/tillsyn/A 28751-2026 tillsynsbegäran.docx
@@ -1569,7 +1569,7 @@
     <w:r>
       <w:tab/>
       <w:tab/>
-      <w:t>2026-10-17</w:t>
+      <w:t>2026-10-18</w:t>
       <w:br/>
       <w:br/>
     </w:r>

--- a/tillsyn/A 28751-2026 tillsynsbegäran.docx
+++ b/tillsyn/A 28751-2026 tillsynsbegäran.docx
@@ -1569,7 +1569,7 @@
     <w:r>
       <w:tab/>
       <w:tab/>
-      <w:t>2026-10-18</w:t>
+      <w:t>2026-10-19</w:t>
       <w:br/>
       <w:br/>
     </w:r>

--- a/tillsyn/A 28751-2026 tillsynsbegäran.docx
+++ b/tillsyn/A 28751-2026 tillsynsbegäran.docx
@@ -1569,7 +1569,7 @@
     <w:r>
       <w:tab/>
       <w:tab/>
-      <w:t>2026-10-19</w:t>
+      <w:t>2026-10-20</w:t>
       <w:br/>
       <w:br/>
     </w:r>

--- a/tillsyn/A 28751-2026 tillsynsbegäran.docx
+++ b/tillsyn/A 28751-2026 tillsynsbegäran.docx
@@ -1569,7 +1569,7 @@
     <w:r>
       <w:tab/>
       <w:tab/>
-      <w:t>2026-10-20</w:t>
+      <w:t>2026-10-21</w:t>
       <w:br/>
       <w:br/>
     </w:r>

--- a/tillsyn/A 28751-2026 tillsynsbegäran.docx
+++ b/tillsyn/A 28751-2026 tillsynsbegäran.docx
@@ -1569,7 +1569,7 @@
     <w:r>
       <w:tab/>
       <w:tab/>
-      <w:t>2026-10-21</w:t>
+      <w:t>2026-10-22</w:t>
       <w:br/>
       <w:br/>
     </w:r>

--- a/tillsyn/A 28751-2026 tillsynsbegäran.docx
+++ b/tillsyn/A 28751-2026 tillsynsbegäran.docx
@@ -1569,7 +1569,7 @@
     <w:r>
       <w:tab/>
       <w:tab/>
-      <w:t>2026-10-22</w:t>
+      <w:t>2026-10-23</w:t>
       <w:br/>
       <w:br/>
     </w:r>

--- a/tillsyn/A 28751-2026 tillsynsbegäran.docx
+++ b/tillsyn/A 28751-2026 tillsynsbegäran.docx
@@ -1569,7 +1569,7 @@
     <w:r>
       <w:tab/>
       <w:tab/>
-      <w:t>2026-10-23</w:t>
+      <w:t>2026-10-24</w:t>
       <w:br/>
       <w:br/>
     </w:r>

--- a/tillsyn/A 28751-2026 tillsynsbegäran.docx
+++ b/tillsyn/A 28751-2026 tillsynsbegäran.docx
@@ -1569,7 +1569,7 @@
     <w:r>
       <w:tab/>
       <w:tab/>
-      <w:t>2026-10-24</w:t>
+      <w:t>2026-10-25</w:t>
       <w:br/>
       <w:br/>
     </w:r>

--- a/tillsyn/A 28751-2026 tillsynsbegäran.docx
+++ b/tillsyn/A 28751-2026 tillsynsbegäran.docx
@@ -1569,7 +1569,7 @@
     <w:r>
       <w:tab/>
       <w:tab/>
-      <w:t>2026-10-25</w:t>
+      <w:t>2026-10-26</w:t>
       <w:br/>
       <w:br/>
     </w:r>

--- a/tillsyn/A 28751-2026 tillsynsbegäran.docx
+++ b/tillsyn/A 28751-2026 tillsynsbegäran.docx
@@ -65,7 +65,7 @@
     </w:p>
     <w:p>
       <w:r>
-        <w:t>I avverkningsanmälan finns fynd av 12 naturvårdsarter, varav 7 är rödlistade, 3 är fridlysta, 12 är typiska (T) och 3 är signalarter (S): garnlav (VU, T), gränsticka (VU, T), knärot (VU, T, §8), gammelgransskål (NT, T), lunglav (NT, T), tretåig hackspett (NT, T, §4), ullticka (NT, T), luddlav (S, T), spindelblomster (S, T, §8), vedticka (S, T), hultbräken (T) och kransmossa (T). Se Figur 1.</w:t>
+        <w:t>I avverkningsanmälan finns fynd av 14 naturvårdsarter, varav 8 är rödlistade, 3 är fridlysta, 14 är typiska (T) och 4 är signalarter (S): garnlav (VU, T), gränsticka (VU, T), knärot (VU, T, §8), gammelgransskål (NT, T), lunglav (NT, T), rosenticka (NT, T), tretåig hackspett (NT, T, §4), ullticka (NT, T), luddlav (S, T), spindelblomster (S, T, §8), stor aspticka (S, T), vedticka (S, T), hultbräken (T) och kransmossa (T). Se Figur 1.</w:t>
       </w:r>
     </w:p>
     <w:p>
@@ -202,7 +202,7 @@
     </w:p>
     <w:p>
       <w:r>
-        <w:t>I det avverkningsanmälda området finns 10 fyndplatser för knärot registrerade på Artportalen. Figur 2 visar gränserna för buffertzoner på 50 m, som behöver lämnas kring fyndplatserna för att knärotslokalerna inte ska försvinna vid en avverkning. Av det avverkningsanmälda området överlappar 4.49 ha med buffertzonerna och får av detta skäl inte avverkas.</w:t>
+        <w:t>I det avverkningsanmälda området finns 16 fyndplatser för knärot registrerade på Artportalen. Figur 2 visar gränserna för buffertzoner på 50 m, som behöver lämnas kring fyndplatserna för att knärotslokalerna inte ska försvinna vid en avverkning. Av det avverkningsanmälda området överlappar 5.37 ha med buffertzonerna och får av detta skäl inte avverkas.</w:t>
       </w:r>
     </w:p>
     <w:p>
@@ -334,6 +334,35 @@
         <w:rPr>
           <w:b/>
         </w:rPr>
+        <w:t>Rosenticka (NT)</w:t>
+      </w:r>
+      <w:r>
+        <w:t xml:space="preserve">, rödlistad som nära hotad, ingår i en karaktäristisk association av vedsvampar som växer på gamla, grova granlågor i urskogsartade barrskogar. Den är placerad i toppen av Skogsstyrelsens värdepyramid för bedömning av skog med höga naturvärden och indikerar ett granskogsekosystem med långvarig kontinuitet av grova lågor. Artens beroende av grova granlågor innebär att alla skogsskötselåtgärder på eller i omedelbar närhet av lokalerna utgör ett hot på lång sikt. Det är angeläget att populationerna inte ytterligare glesas ut och ett tillräckligt antal områden där arten nu finns måste sparas för framtiden. Rosenticka är typisk art för </w:t>
+      </w:r>
+      <w:r>
+        <w:rPr>
+          <w:i/>
+        </w:rPr>
+        <w:t xml:space="preserve">9010 Taiga </w:t>
+      </w:r>
+      <w:r>
+        <w:t xml:space="preserve">och </w:t>
+      </w:r>
+      <w:r>
+        <w:rPr>
+          <w:i/>
+        </w:rPr>
+        <w:t>9050 Näringsrik granskog</w:t>
+      </w:r>
+      <w:r>
+        <w:t xml:space="preserve"> (Nitare &amp; Skogsstyrelsen, 2019; SLU Artdatabanken, 2024).</w:t>
+      </w:r>
+    </w:p>
+    <w:p>
+      <w:r>
+        <w:rPr>
+          <w:b/>
+        </w:rPr>
         <w:t>Tretåig hackspett (NT, §4)</w:t>
       </w:r>
       <w:r>
@@ -479,6 +508,35 @@
       </w:r>
       <w:r>
         <w:t xml:space="preserve"> (Nitare &amp; Skogsstyrelsen, 2019; SLU Artdatabanken, 2025).</w:t>
+      </w:r>
+    </w:p>
+    <w:p>
+      <w:r>
+        <w:rPr>
+          <w:b/>
+        </w:rPr>
+        <w:t>Stor aspticka</w:t>
+      </w:r>
+      <w:r>
+        <w:t xml:space="preserve"> är knuten till gamla levande aspar och orsakar karaktäristiska inbuktningar i stammen (så kallad nekroser). Slutavverknings- och gallringsåtgärder i löv- och blandskogsbestånd som innebär att tillgången på grov asp minskar är ett hot mot arten. Det är viktigt att äldre aspar och aspbestånd sparas och för att gynna arten på sikt bör aspinslagen i t.ex. bergbranter, raviner, skogsbryn och kring äldre odlingsmarker generellt sparas i större utsträckning än vad som görs idag. Stor aspticka är typisk art för </w:t>
+      </w:r>
+      <w:r>
+        <w:rPr>
+          <w:i/>
+        </w:rPr>
+        <w:t xml:space="preserve">9010 Taiga </w:t>
+      </w:r>
+      <w:r>
+        <w:t xml:space="preserve">och </w:t>
+      </w:r>
+      <w:r>
+        <w:rPr>
+          <w:i/>
+        </w:rPr>
+        <w:t>9030 Landhöjningsskog</w:t>
+      </w:r>
+      <w:r>
+        <w:t xml:space="preserve"> (SLU Artdatabanken, 2024; Nitare &amp; Skogsstyrelsen, 2019).</w:t>
       </w:r>
     </w:p>
     <w:p>
@@ -587,7 +645,7 @@
     </w:p>
     <w:p>
       <w:r>
-        <w:t>Följande typiska arter har sina livsmiljöer och växtplatser i den avverkningsanmälda skogen: garnlav (VU, T), gränsticka (VU, T), knärot (VU, T, §8), gammelgransskål (NT, T), lunglav (NT, T), tretåig hackspett (NT, T, §4), ullticka (NT, T), luddlav (S, T), spindelblomster (S, T, §8), vedticka (S, T), hultbräken (T) och kransmossa (T).</w:t>
+        <w:t>Följande typiska arter har sina livsmiljöer och växtplatser i den avverkningsanmälda skogen: garnlav (VU, T), gränsticka (VU, T), knärot (VU, T, §8), gammelgransskål (NT, T), lunglav (NT, T), rosenticka (NT, T), tretåig hackspett (NT, T, §4), ullticka (NT, T), luddlav (S, T), spindelblomster (S, T, §8), stor aspticka (S, T), vedticka (S, T), hultbräken (T) och kransmossa (T).</w:t>
       </w:r>
     </w:p>
     <w:p>
@@ -1569,7 +1627,7 @@
     <w:r>
       <w:tab/>
       <w:tab/>
-      <w:t>2026-10-26</w:t>
+      <w:t>2026-10-27</w:t>
       <w:br/>
       <w:br/>
     </w:r>

--- a/tillsyn/A 28751-2026 tillsynsbegäran.docx
+++ b/tillsyn/A 28751-2026 tillsynsbegäran.docx
@@ -1627,7 +1627,7 @@
     <w:r>
       <w:tab/>
       <w:tab/>
-      <w:t>2026-10-27</w:t>
+      <w:t>2026-10-28</w:t>
       <w:br/>
       <w:br/>
     </w:r>

--- a/tillsyn/A 28751-2026 tillsynsbegäran.docx
+++ b/tillsyn/A 28751-2026 tillsynsbegäran.docx
@@ -1627,7 +1627,7 @@
     <w:r>
       <w:tab/>
       <w:tab/>
-      <w:t>2026-10-28</w:t>
+      <w:t>2026-10-29</w:t>
       <w:br/>
       <w:br/>
     </w:r>

--- a/tillsyn/A 28751-2026 tillsynsbegäran.docx
+++ b/tillsyn/A 28751-2026 tillsynsbegäran.docx
@@ -1627,7 +1627,7 @@
     <w:r>
       <w:tab/>
       <w:tab/>
-      <w:t>2026-10-29</w:t>
+      <w:t>2026-10-31</w:t>
       <w:br/>
       <w:br/>
     </w:r>
